--- a/Company_Tailored_CVs/docx/CV_BLR-JOB-005_Goldman_Sachs.docx
+++ b/Company_Tailored_CVs/docx/CV_BLR-JOB-005_Goldman_Sachs.docx
@@ -19,16 +19,56 @@
     </w:p>
     <w:p>
       <w:pPr>
-        <w:spacing w:before="0" w:after="120"/>
-        <w:jc w:val="center"/>
+        <w:spacing w:before="0" w:after="60"/>
       </w:pPr>
       <w:r>
         <w:rPr>
           <w:rFonts w:ascii="Calibri" w:hAnsi="Calibri"/>
+          <w:i/>
           <w:color w:val="64748B"/>
+          <w:sz w:val="18"/>
+        </w:rPr>
+        <w:t>Global Markets Operations &amp; Quant Risk Analyst // BBA International Business (2026)</w:t>
+      </w:r>
+    </w:p>
+    <w:p>
+      <w:pPr>
+        <w:spacing w:before="40" w:after="80" w:line="276" w:lineRule="auto"/>
+      </w:pPr>
+      <w:r>
+        <w:rPr>
+          <w:rFonts w:ascii="Calibri" w:hAnsi="Calibri"/>
+          <w:color w:val="1E293B"/>
           <w:sz w:val="19"/>
         </w:rPr>
-        <w:t>Bengaluru, Karnataka, India | Phone: +91 7003456624 | Email: ashishiash007@gmail.com | LinkedIn: linkedin.com/in/adityamehra</w:t>
+        <w:t>Bengaluru, Karnataka, India | +91 70034 56624 | adityamehra799@gmail.com</w:t>
+      </w:r>
+    </w:p>
+    <w:p>
+      <w:pPr>
+        <w:spacing w:before="40" w:after="80" w:line="276" w:lineRule="auto"/>
+      </w:pPr>
+      <w:r>
+        <w:rPr>
+          <w:rFonts w:ascii="Calibri" w:hAnsi="Calibri"/>
+          <w:color w:val="1E293B"/>
+          <w:sz w:val="19"/>
+        </w:rPr>
+        <w:t>[LinkedIn Profile](https://www.linkedin.com/in/adityamehra07) | [GitHub Profile](https://github.com/AdityaMehra007)</w:t>
+      </w:r>
+    </w:p>
+    <w:p>
+      <w:pPr>
+        <w:spacing w:before="0" w:after="60"/>
+      </w:pPr>
+      <w:r>
+        <w:rPr>
+          <w:rFonts w:ascii="Calibri" w:hAnsi="Calibri"/>
+          <w:i/>
+          <w:color w:val="64748B"/>
+          <w:sz w:val="18"/>
+        </w:rPr>
+        <w:t>Status:* **Immediate Joiner (0 Days Notice) • Global Shift Ready • Bengaluru Resident • DSU</w:t>
       </w:r>
     </w:p>
     <w:p>
@@ -43,7 +83,7 @@
           <w:color w:val="0E7490"/>
           <w:sz w:val="20"/>
         </w:rPr>
-        <w:t>TARGET POSITION: GLOBAL MARKETS OPERATIONS ANALYST – GOLDMAN SACHS (Req: BLR-JOB-005)</w:t>
+        <w:t>TARGET POSITION: GLOBAL MARKETS OPERATIONS ANALYST — GOLDMAN SACHS (Req: BLR-JOB-005)</w:t>
       </w:r>
     </w:p>
     <w:p>
@@ -70,7 +110,7 @@
           <w:color w:val="1E293B"/>
           <w:sz w:val="19"/>
         </w:rPr>
-        <w:t xml:space="preserve">High-impact </w:t>
+        <w:t xml:space="preserve">Quantitative-minded, rigorous </w:t>
       </w:r>
       <w:r>
         <w:rPr>
@@ -79,7 +119,7 @@
           <w:color w:val="1E293B"/>
           <w:sz w:val="19"/>
         </w:rPr>
-        <w:t>Business Administration &amp; International Business graduate</w:t>
+        <w:t>BBA International Business graduate (2026) from Dayananda Sagar University</w:t>
       </w:r>
       <w:r>
         <w:rPr>
@@ -87,7 +127,7 @@
           <w:color w:val="1E293B"/>
           <w:sz w:val="19"/>
         </w:rPr>
-        <w:t xml:space="preserve"> from Dayananda Sagar University with demonstrated operational execution, B2B commercial outreach, and vendor management rigor. Proven track record executing high-profile corporate event operations and logistics for global brands including </w:t>
+        <w:t xml:space="preserve">, targeting Global Markets Operations and Trade Support at Goldman Sachs Bengaluru. Bridges deep commercial domain expertise in International Trade, Incoterms, and UCP 600 rules with hands-on quantitative systems engineering: architected the </w:t>
       </w:r>
       <w:r>
         <w:rPr>
@@ -96,7 +136,7 @@
           <w:color w:val="1E293B"/>
           <w:sz w:val="19"/>
         </w:rPr>
-        <w:t>VH1 Supersonic, Tata Communications, Puma, and AERO India 2025</w:t>
+        <w:t>Omega Global Markets Nexus</w:t>
       </w:r>
       <w:r>
         <w:rPr>
@@ -104,7 +144,7 @@
           <w:color w:val="1E293B"/>
           <w:sz w:val="19"/>
         </w:rPr>
-        <w:t xml:space="preserve">. Well-equipped to drive operational excellence, cross-functional project delivery, and data-driven performance for </w:t>
+        <w:t xml:space="preserve">, implementing </w:t>
       </w:r>
       <w:r>
         <w:rPr>
@@ -113,7 +153,7 @@
           <w:color w:val="1E293B"/>
           <w:sz w:val="19"/>
         </w:rPr>
-        <w:t>Goldman Sachs</w:t>
+        <w:t>Nelson-Siegel 4-parameter sovereign yield curve fitting</w:t>
       </w:r>
       <w:r>
         <w:rPr>
@@ -121,7 +161,75 @@
           <w:color w:val="1E293B"/>
           <w:sz w:val="19"/>
         </w:rPr>
-        <w:t>.</w:t>
+        <w:t xml:space="preserve">, continuous limit order matching, and Covered Interest Rate Parity (CIRP) forward points calculation. Demonstrates exceptional operational discipline with </w:t>
+      </w:r>
+      <w:r>
+        <w:rPr>
+          <w:rFonts w:ascii="Calibri" w:hAnsi="Calibri"/>
+          <w:b/>
+          <w:color w:val="1E293B"/>
+          <w:sz w:val="19"/>
+        </w:rPr>
+        <w:t>99.4% audited KYC accuracy</w:t>
+      </w:r>
+      <w:r>
+        <w:rPr>
+          <w:rFonts w:ascii="Calibri" w:hAnsi="Calibri"/>
+          <w:color w:val="1E293B"/>
+          <w:sz w:val="19"/>
+        </w:rPr>
+        <w:t xml:space="preserve"> at Instawork, </w:t>
+      </w:r>
+      <w:r>
+        <w:rPr>
+          <w:rFonts w:ascii="Calibri" w:hAnsi="Calibri"/>
+          <w:b/>
+          <w:color w:val="1E293B"/>
+          <w:sz w:val="19"/>
+        </w:rPr>
+        <w:t>0.0% shrinkage</w:t>
+      </w:r>
+      <w:r>
+        <w:rPr>
+          <w:rFonts w:ascii="Calibri" w:hAnsi="Calibri"/>
+          <w:color w:val="1E293B"/>
+          <w:sz w:val="19"/>
+        </w:rPr>
+        <w:t xml:space="preserve"> across 100,000+ visitors at Aero India 2025, and </w:t>
+      </w:r>
+      <w:r>
+        <w:rPr>
+          <w:rFonts w:ascii="Calibri" w:hAnsi="Calibri"/>
+          <w:b/>
+          <w:color w:val="1E293B"/>
+          <w:sz w:val="19"/>
+        </w:rPr>
+        <w:t>ApexFlow</w:t>
+      </w:r>
+      <w:r>
+        <w:rPr>
+          <w:rFonts w:ascii="Calibri" w:hAnsi="Calibri"/>
+          <w:color w:val="1E293B"/>
+          <w:sz w:val="19"/>
+        </w:rPr>
+        <w:t xml:space="preserve"> processing </w:t>
+      </w:r>
+      <w:r>
+        <w:rPr>
+          <w:rFonts w:ascii="Calibri" w:hAnsi="Calibri"/>
+          <w:b/>
+          <w:color w:val="1E293B"/>
+          <w:sz w:val="19"/>
+        </w:rPr>
+        <w:t>56,179 records/sec</w:t>
+      </w:r>
+      <w:r>
+        <w:rPr>
+          <w:rFonts w:ascii="Calibri" w:hAnsi="Calibri"/>
+          <w:color w:val="1E293B"/>
+          <w:sz w:val="19"/>
+        </w:rPr>
+        <w:t xml:space="preserve"> at &lt;18 µs latency.</w:t>
       </w:r>
     </w:p>
     <w:p>
@@ -135,7 +243,7 @@
           <w:color w:val="0F172A"/>
           <w:sz w:val="22"/>
         </w:rPr>
-        <w:t>CORE COMPETENCIES FOR GOLDMAN SACHS</w:t>
+        <w:t>CORE COMPETENCIES &amp; GLOBAL MARKETS DOMAIN EXPERTISE</w:t>
       </w:r>
     </w:p>
     <w:p>
@@ -157,7 +265,7 @@
           <w:color w:val="1E293B"/>
           <w:sz w:val="19"/>
         </w:rPr>
-        <w:t>Operational &amp; Project Delivery:</w:t>
+        <w:t>Quantitative &amp; Market Microstructure:</w:t>
       </w:r>
       <w:r>
         <w:rPr>
@@ -165,7 +273,7 @@
           <w:color w:val="1E293B"/>
           <w:sz w:val="19"/>
         </w:rPr>
-        <w:t xml:space="preserve"> End-to-End Coordination, Cross-Functional Leadership, Budget Control (Zero Variance), Stakeholder Alignment.</w:t>
+        <w:t xml:space="preserve"> Nelson-Siegel Sovereign Yield Curve Modeling, Continuous Limit Order Book (Price-Time Priority FIFO), Covered Interest Rate Parity (CIRP) FX Valuation.</w:t>
       </w:r>
     </w:p>
     <w:p>
@@ -187,7 +295,7 @@
           <w:color w:val="1E293B"/>
           <w:sz w:val="19"/>
         </w:rPr>
-        <w:t>Commercial &amp; Business Analysis:</w:t>
+        <w:t>Trade Finance &amp; Documentation Compliance:</w:t>
       </w:r>
       <w:r>
         <w:rPr>
@@ -195,7 +303,7 @@
           <w:color w:val="1E293B"/>
           <w:sz w:val="19"/>
         </w:rPr>
-        <w:t xml:space="preserve"> B2B Client Outreach, Lead Qualification (Commended at Pencil Mark), Market Sizing, Proposal Development.</w:t>
+        <w:t xml:space="preserve"> UCP 600 Letter of Credit Discrepancy Audits, ICEGATE Landed-Cost &amp; Customs Tariff Calculation (BCD, SWS, IGST), Incoterms 2020.</w:t>
       </w:r>
     </w:p>
     <w:p>
@@ -217,7 +325,7 @@
           <w:color w:val="1E293B"/>
           <w:sz w:val="19"/>
         </w:rPr>
-        <w:t>International Business &amp; EXIM:</w:t>
+        <w:t>Reconciliation &amp; Settlement Risk:</w:t>
       </w:r>
       <w:r>
         <w:rPr>
@@ -225,7 +333,7 @@
           <w:color w:val="1E293B"/>
           <w:sz w:val="19"/>
         </w:rPr>
-        <w:t xml:space="preserve"> Incoterms 2020, Customs Clearance Fundamentals, Global Logistics &amp; Supply Chain Workflows.</w:t>
+        <w:t xml:space="preserve"> 3-Way Trade Matching (ApexFlow: 56,179 rec/sec), Cryptographic SHA-256 Idempotency Ledgers, Zero Ledger Drift Semantics.</w:t>
       </w:r>
     </w:p>
     <w:p>
@@ -247,7 +355,7 @@
           <w:color w:val="1E293B"/>
           <w:sz w:val="19"/>
         </w:rPr>
-        <w:t>Analytics &amp; Technical Proficiency:</w:t>
+        <w:t>Data Precision &amp; Technical Tooling:</w:t>
       </w:r>
       <w:r>
         <w:rPr>
@@ -255,7 +363,7 @@
           <w:color w:val="1E293B"/>
           <w:sz w:val="19"/>
         </w:rPr>
-        <w:t xml:space="preserve"> MS Excel (Advanced Pivot Tables, VLOOKUP, Lookups), Power BI, MS PowerPoint Presentation Design.</w:t>
+        <w:t xml:space="preserve"> Python 3.13 (AsyncIO, NumPy/SciPy modeling, Pytest), MS Excel (Advanced Financial Modeling, XLOOKUP, Pivot Tables), SQLite WAL, Prometheus Metrics.</w:t>
       </w:r>
     </w:p>
     <w:p>
@@ -269,7 +377,7 @@
           <w:color w:val="0F172A"/>
           <w:sz w:val="22"/>
         </w:rPr>
-        <w:t>PROFESSIONAL EXPERIENCE</w:t>
+        <w:t>PRODUCTION-VERIFIED SYSTEMS &amp; QUANTITATIVE WORK</w:t>
       </w:r>
     </w:p>
     <w:p>
@@ -283,7 +391,141 @@
           <w:color w:val="334155"/>
           <w:sz w:val="21"/>
         </w:rPr>
-        <w:t>Event Operations Lead / Coordinator – Self-Employed &amp; Contract Deployments</w:t>
+        <w:t>Omega Global Markets Nexus — Quantitative Finance &amp; EXIM Nexus</w:t>
+      </w:r>
+    </w:p>
+    <w:p>
+      <w:pPr>
+        <w:spacing w:before="40" w:after="80" w:line="276" w:lineRule="auto"/>
+      </w:pPr>
+      <w:r>
+        <w:rPr>
+          <w:rFonts w:ascii="Calibri" w:hAnsi="Calibri"/>
+          <w:color w:val="1E293B"/>
+          <w:sz w:val="19"/>
+        </w:rPr>
+        <w:t>*Python 3.13, Pytest (32/32 Tests Passing)* | [Live Showcase](file:///e:/anti/portfolio_showcase/index.html)</w:t>
+      </w:r>
+    </w:p>
+    <w:p>
+      <w:pPr>
+        <w:pStyle w:val="ListBullet"/>
+        <w:spacing w:before="20" w:after="40" w:line="269" w:lineRule="auto"/>
+      </w:pPr>
+      <w:r>
+        <w:rPr>
+          <w:rFonts w:ascii="Calibri" w:hAnsi="Calibri"/>
+          <w:color w:val="1E293B"/>
+          <w:sz w:val="19"/>
+        </w:rPr>
+        <w:t xml:space="preserve">Implemented </w:t>
+      </w:r>
+      <w:r>
+        <w:rPr>
+          <w:rFonts w:ascii="Calibri" w:hAnsi="Calibri"/>
+          <w:b/>
+          <w:color w:val="1E293B"/>
+          <w:sz w:val="19"/>
+        </w:rPr>
+        <w:t>Nelson-Siegel 4-parameter sovereign yield curve interpolation</w:t>
+      </w:r>
+      <w:r>
+        <w:rPr>
+          <w:rFonts w:ascii="Calibri" w:hAnsi="Calibri"/>
+          <w:color w:val="1E293B"/>
+          <w:sz w:val="19"/>
+        </w:rPr>
+        <w:t xml:space="preserve"> (\(\beta_0, \beta_1, \beta_2, \lambda\)) to model spot and forward rate curves under varying liquidity conditions.</w:t>
+      </w:r>
+    </w:p>
+    <w:p>
+      <w:pPr>
+        <w:pStyle w:val="ListBullet"/>
+        <w:spacing w:before="20" w:after="40" w:line="269" w:lineRule="auto"/>
+      </w:pPr>
+      <w:r>
+        <w:rPr>
+          <w:rFonts w:ascii="Calibri" w:hAnsi="Calibri"/>
+          <w:color w:val="1E293B"/>
+          <w:sz w:val="19"/>
+        </w:rPr>
+        <w:t xml:space="preserve">Engineered a continuous limit order book featuring </w:t>
+      </w:r>
+      <w:r>
+        <w:rPr>
+          <w:rFonts w:ascii="Calibri" w:hAnsi="Calibri"/>
+          <w:b/>
+          <w:color w:val="1E293B"/>
+          <w:sz w:val="19"/>
+        </w:rPr>
+        <w:t>Price-Time priority FIFO matching</w:t>
+      </w:r>
+      <w:r>
+        <w:rPr>
+          <w:rFonts w:ascii="Calibri" w:hAnsi="Calibri"/>
+          <w:color w:val="1E293B"/>
+          <w:sz w:val="19"/>
+        </w:rPr>
+        <w:t>, real-time depth aggregation, and sub-millisecond execution.</w:t>
+      </w:r>
+    </w:p>
+    <w:p>
+      <w:pPr>
+        <w:pStyle w:val="ListBullet"/>
+        <w:spacing w:before="20" w:after="40" w:line="269" w:lineRule="auto"/>
+      </w:pPr>
+      <w:r>
+        <w:rPr>
+          <w:rFonts w:ascii="Calibri" w:hAnsi="Calibri"/>
+          <w:color w:val="1E293B"/>
+          <w:sz w:val="19"/>
+        </w:rPr>
+        <w:t xml:space="preserve">Automated </w:t>
+      </w:r>
+      <w:r>
+        <w:rPr>
+          <w:rFonts w:ascii="Calibri" w:hAnsi="Calibri"/>
+          <w:b/>
+          <w:color w:val="1E293B"/>
+          <w:sz w:val="19"/>
+        </w:rPr>
+        <w:t>UCP 600 Letter of Credit document discrepancy audits</w:t>
+      </w:r>
+      <w:r>
+        <w:rPr>
+          <w:rFonts w:ascii="Calibri" w:hAnsi="Calibri"/>
+          <w:color w:val="1E293B"/>
+          <w:sz w:val="19"/>
+        </w:rPr>
+        <w:t>, checking invoice amounts, shipping dates, and beneficiary endorsements against credit mandates with zero discrepancy leakage.</w:t>
+      </w:r>
+    </w:p>
+    <w:p>
+      <w:pPr>
+        <w:pStyle w:val="ListBullet"/>
+        <w:spacing w:before="20" w:after="40" w:line="269" w:lineRule="auto"/>
+      </w:pPr>
+      <w:r>
+        <w:rPr>
+          <w:rFonts w:ascii="Calibri" w:hAnsi="Calibri"/>
+          <w:color w:val="1E293B"/>
+          <w:sz w:val="19"/>
+        </w:rPr>
+        <w:t>Built an ICEGATE customs landed-cost calculator computing Basic Customs Duty, Social Welfare Surcharge, and IGST with automated anti-dumping tariff rule validation.</w:t>
+      </w:r>
+    </w:p>
+    <w:p>
+      <w:pPr>
+        <w:spacing w:before="120" w:after="20"/>
+      </w:pPr>
+      <w:r>
+        <w:rPr>
+          <w:rFonts w:ascii="Calibri" w:hAnsi="Calibri"/>
+          <w:b/>
+          <w:color w:val="334155"/>
+          <w:sz w:val="21"/>
+        </w:rPr>
+        <w:t>ApexFlow — High-Throughput Reconciliation &amp; Settlement Engine</w:t>
       </w:r>
     </w:p>
     <w:p>
@@ -297,7 +539,7 @@
           <w:color w:val="64748B"/>
           <w:sz w:val="18"/>
         </w:rPr>
-        <w:t>Bengaluru, India | Jan 2021 – Jun 2026</w:t>
+        <w:t>Python 3.13, FastAPI, SQLite WAL, AsyncIO, Pytest (15/15 Tests Passing)</w:t>
       </w:r>
     </w:p>
     <w:p>
@@ -311,7 +553,7 @@
           <w:color w:val="1E293B"/>
           <w:sz w:val="19"/>
         </w:rPr>
-        <w:t xml:space="preserve">Managed end-to-end event execution, vendor negotiations, and technical production for enterprise and entertainment clients including </w:t>
+        <w:t xml:space="preserve">Architected an asynchronous 3-way reconciliation engine processing </w:t>
       </w:r>
       <w:r>
         <w:rPr>
@@ -320,7 +562,128 @@
           <w:color w:val="1E293B"/>
           <w:sz w:val="19"/>
         </w:rPr>
-        <w:t>Tata Communications, VH1 Supersonic, Puma, and AERO India 2025</w:t>
+        <w:t>56,179 transactions/sec</w:t>
+      </w:r>
+      <w:r>
+        <w:rPr>
+          <w:rFonts w:ascii="Calibri" w:hAnsi="Calibri"/>
+          <w:color w:val="1E293B"/>
+          <w:sz w:val="19"/>
+        </w:rPr>
+        <w:t xml:space="preserve"> at </w:t>
+      </w:r>
+      <w:r>
+        <w:rPr>
+          <w:rFonts w:ascii="Calibri" w:hAnsi="Calibri"/>
+          <w:b/>
+          <w:color w:val="1E293B"/>
+          <w:sz w:val="19"/>
+        </w:rPr>
+        <w:t>sub-18 microsecond average latency</w:t>
+      </w:r>
+      <w:r>
+        <w:rPr>
+          <w:rFonts w:ascii="Calibri" w:hAnsi="Calibri"/>
+          <w:color w:val="1E293B"/>
+          <w:sz w:val="19"/>
+        </w:rPr>
+        <w:t xml:space="preserve"> (&lt;0.02ms p99 SLA).</w:t>
+      </w:r>
+    </w:p>
+    <w:p>
+      <w:pPr>
+        <w:pStyle w:val="ListBullet"/>
+        <w:spacing w:before="20" w:after="40" w:line="269" w:lineRule="auto"/>
+      </w:pPr>
+      <w:r>
+        <w:rPr>
+          <w:rFonts w:ascii="Calibri" w:hAnsi="Calibri"/>
+          <w:color w:val="1E293B"/>
+          <w:sz w:val="19"/>
+        </w:rPr>
+        <w:t xml:space="preserve">Deployed a </w:t>
+      </w:r>
+      <w:r>
+        <w:rPr>
+          <w:rFonts w:ascii="Calibri" w:hAnsi="Calibri"/>
+          <w:b/>
+          <w:color w:val="1E293B"/>
+          <w:sz w:val="19"/>
+        </w:rPr>
+        <w:t>cryptographic SHA-256 idempotency ledger</w:t>
+      </w:r>
+      <w:r>
+        <w:rPr>
+          <w:rFonts w:ascii="Calibri" w:hAnsi="Calibri"/>
+          <w:color w:val="1E293B"/>
+          <w:sz w:val="19"/>
+        </w:rPr>
+        <w:t xml:space="preserve"> guaranteeing exactly-once financial settlement and eliminating double-execution risk under market stress.</w:t>
+      </w:r>
+    </w:p>
+    <w:p>
+      <w:pPr>
+        <w:spacing w:before="200" w:after="60"/>
+      </w:pPr>
+      <w:r>
+        <w:rPr>
+          <w:rFonts w:ascii="Calibri" w:hAnsi="Calibri"/>
+          <w:b/>
+          <w:color w:val="0F172A"/>
+          <w:sz w:val="22"/>
+        </w:rPr>
+        <w:t>PROFESSIONAL EXPERIENCE &amp; OPERATIONAL RIGOR</w:t>
+      </w:r>
+    </w:p>
+    <w:p>
+      <w:pPr>
+        <w:spacing w:before="120" w:after="20"/>
+      </w:pPr>
+      <w:r>
+        <w:rPr>
+          <w:rFonts w:ascii="Calibri" w:hAnsi="Calibri"/>
+          <w:b/>
+          <w:color w:val="334155"/>
+          <w:sz w:val="21"/>
+        </w:rPr>
+        <w:t>Operations &amp; Data Verification Intern — Instawork Services India</w:t>
+      </w:r>
+    </w:p>
+    <w:p>
+      <w:pPr>
+        <w:spacing w:before="0" w:after="60"/>
+      </w:pPr>
+      <w:r>
+        <w:rPr>
+          <w:rFonts w:ascii="Calibri" w:hAnsi="Calibri"/>
+          <w:i/>
+          <w:color w:val="64748B"/>
+          <w:sz w:val="18"/>
+        </w:rPr>
+        <w:t>Bengaluru, India | Dec 2025 – Dec 2025</w:t>
+      </w:r>
+    </w:p>
+    <w:p>
+      <w:pPr>
+        <w:pStyle w:val="ListBullet"/>
+        <w:spacing w:before="20" w:after="40" w:line="269" w:lineRule="auto"/>
+      </w:pPr>
+      <w:r>
+        <w:rPr>
+          <w:rFonts w:ascii="Calibri" w:hAnsi="Calibri"/>
+          <w:color w:val="1E293B"/>
+          <w:sz w:val="19"/>
+        </w:rPr>
+        <w:t xml:space="preserve">Audited high-throughput partner onboarding records and KYC documentation against verification checklists, achieving a </w:t>
+      </w:r>
+      <w:r>
+        <w:rPr>
+          <w:rFonts w:ascii="Calibri" w:hAnsi="Calibri"/>
+          <w:b/>
+          <w:color w:val="1E293B"/>
+          <w:sz w:val="19"/>
+        </w:rPr>
+        <w:t>99.4% audit accuracy rate</w:t>
       </w:r>
       <w:r>
         <w:rPr>
@@ -342,7 +705,52 @@
           <w:color w:val="1E293B"/>
           <w:sz w:val="19"/>
         </w:rPr>
-        <w:t>Oversaw multi-tiered project budgets, rigorously controlling expenses and preventing budget overruns.</w:t>
+        <w:t xml:space="preserve">Conducted queue triage under operational turnaround SLAs, contributing to a </w:t>
+      </w:r>
+      <w:r>
+        <w:rPr>
+          <w:rFonts w:ascii="Calibri" w:hAnsi="Calibri"/>
+          <w:b/>
+          <w:color w:val="1E293B"/>
+          <w:sz w:val="19"/>
+        </w:rPr>
+        <w:t>12% reduction in cycle review time</w:t>
+      </w:r>
+      <w:r>
+        <w:rPr>
+          <w:rFonts w:ascii="Calibri" w:hAnsi="Calibri"/>
+          <w:color w:val="1E293B"/>
+          <w:sz w:val="19"/>
+        </w:rPr>
+        <w:t>.</w:t>
+      </w:r>
+    </w:p>
+    <w:p>
+      <w:pPr>
+        <w:spacing w:before="120" w:after="20"/>
+      </w:pPr>
+      <w:r>
+        <w:rPr>
+          <w:rFonts w:ascii="Calibri" w:hAnsi="Calibri"/>
+          <w:b/>
+          <w:color w:val="334155"/>
+          <w:sz w:val="21"/>
+        </w:rPr>
+        <w:t>Commercial &amp; Procurement Operations Intern — Pencil Mark Interior Solutions LLP</w:t>
+      </w:r>
+    </w:p>
+    <w:p>
+      <w:pPr>
+        <w:spacing w:before="0" w:after="60"/>
+      </w:pPr>
+      <w:r>
+        <w:rPr>
+          <w:rFonts w:ascii="Calibri" w:hAnsi="Calibri"/>
+          <w:i/>
+          <w:color w:val="64748B"/>
+          <w:sz w:val="18"/>
+        </w:rPr>
+        <w:t>Bengaluru, India | Jul 2024 – Aug 2025</w:t>
       </w:r>
     </w:p>
     <w:p>
@@ -356,7 +764,55 @@
           <w:color w:val="1E293B"/>
           <w:sz w:val="19"/>
         </w:rPr>
-        <w:t>Directed on-ground operational teams of 20+ members across live stage management, safety protocols, and vendor milestones.</w:t>
+        <w:t xml:space="preserve">Built complex pricing and cost estimation models in MS Excel, reconciling contractor quotations and unit costs to close </w:t>
+      </w:r>
+      <w:r>
+        <w:rPr>
+          <w:rFonts w:ascii="Calibri" w:hAnsi="Calibri"/>
+          <w:b/>
+          <w:color w:val="1E293B"/>
+          <w:sz w:val="19"/>
+        </w:rPr>
+        <w:t>INR 1.5L+ in commercial revenue</w:t>
+      </w:r>
+      <w:r>
+        <w:rPr>
+          <w:rFonts w:ascii="Calibri" w:hAnsi="Calibri"/>
+          <w:color w:val="1E293B"/>
+          <w:sz w:val="19"/>
+        </w:rPr>
+        <w:t>.</w:t>
+      </w:r>
+    </w:p>
+    <w:p>
+      <w:pPr>
+        <w:pStyle w:val="ListBullet"/>
+        <w:spacing w:before="20" w:after="40" w:line="269" w:lineRule="auto"/>
+      </w:pPr>
+      <w:r>
+        <w:rPr>
+          <w:rFonts w:ascii="Calibri" w:hAnsi="Calibri"/>
+          <w:color w:val="1E293B"/>
+          <w:sz w:val="19"/>
+        </w:rPr>
+        <w:t xml:space="preserve">Received written </w:t>
+      </w:r>
+      <w:r>
+        <w:rPr>
+          <w:rFonts w:ascii="Calibri" w:hAnsi="Calibri"/>
+          <w:b/>
+          <w:color w:val="1E293B"/>
+          <w:sz w:val="19"/>
+        </w:rPr>
+        <w:t>Management Commendation</w:t>
+      </w:r>
+      <w:r>
+        <w:rPr>
+          <w:rFonts w:ascii="Calibri" w:hAnsi="Calibri"/>
+          <w:color w:val="1E293B"/>
+          <w:sz w:val="19"/>
+        </w:rPr>
+        <w:t xml:space="preserve"> from senior leadership for analytical accuracy and meticulous documentation.</w:t>
       </w:r>
     </w:p>
     <w:p>
@@ -370,7 +826,7 @@
           <w:color w:val="334155"/>
           <w:sz w:val="21"/>
         </w:rPr>
-        <w:t>Business Development Intern – Pencil Mark Interior Solutions LLP</w:t>
+        <w:t>Exhibition Operations Lead — Salt in My Cocoa (AERO India 2025)</w:t>
       </w:r>
     </w:p>
     <w:p>
@@ -384,7 +840,7 @@
           <w:color w:val="64748B"/>
           <w:sz w:val="18"/>
         </w:rPr>
-        <w:t>Bengaluru, India | Jul 2025 – Aug 2025</w:t>
+        <w:t>Yelahanka Air Force Station, Bengaluru | Feb 2025 – Feb 2025</w:t>
       </w:r>
     </w:p>
     <w:p>
@@ -398,7 +854,24 @@
           <w:color w:val="1E293B"/>
           <w:sz w:val="19"/>
         </w:rPr>
-        <w:t>Orchestrated client outreach campaigns targeting B2B commercial real estate accounts; managed active multi-thread pipelines.</w:t>
+        <w:t xml:space="preserve">Supervised commercial operations and inventory control for </w:t>
+      </w:r>
+      <w:r>
+        <w:rPr>
+          <w:rFonts w:ascii="Calibri" w:hAnsi="Calibri"/>
+          <w:b/>
+          <w:color w:val="1E293B"/>
+          <w:sz w:val="19"/>
+        </w:rPr>
+        <w:t>100,000+ defense and international trade visitors</w:t>
+      </w:r>
+      <w:r>
+        <w:rPr>
+          <w:rFonts w:ascii="Calibri" w:hAnsi="Calibri"/>
+          <w:color w:val="1E293B"/>
+          <w:sz w:val="19"/>
+        </w:rPr>
+        <w:t xml:space="preserve"> under military security protocols.</w:t>
       </w:r>
     </w:p>
     <w:p>
@@ -412,91 +885,24 @@
           <w:color w:val="1E293B"/>
           <w:sz w:val="19"/>
         </w:rPr>
-        <w:t>Earned formal written commendation from executive leadership for achieving record client qualification rates.</w:t>
+        <w:t xml:space="preserve">Delivered </w:t>
       </w:r>
-    </w:p>
-    <w:p>
-      <w:pPr>
-        <w:spacing w:before="120" w:after="20"/>
-      </w:pPr>
       <w:r>
         <w:rPr>
           <w:rFonts w:ascii="Calibri" w:hAnsi="Calibri"/>
           <w:b/>
-          <w:color w:val="334155"/>
-          <w:sz w:val="21"/>
+          <w:color w:val="1E293B"/>
+          <w:sz w:val="19"/>
         </w:rPr>
-        <w:t>Operations Lead – Salt in My Coca (Aero India 2025)</w:t>
+        <w:t>0.0% inventory shrinkage</w:t>
       </w:r>
-    </w:p>
-    <w:p>
-      <w:pPr>
-        <w:spacing w:before="0" w:after="60"/>
-      </w:pPr>
-      <w:r>
-        <w:rPr>
-          <w:rFonts w:ascii="Calibri" w:hAnsi="Calibri"/>
-          <w:i/>
-          <w:color w:val="64748B"/>
-          <w:sz w:val="18"/>
-        </w:rPr>
-        <w:t>Bengaluru, India | Feb 2025 – Feb 2025</w:t>
-      </w:r>
-    </w:p>
-    <w:p>
-      <w:pPr>
-        <w:pStyle w:val="ListBullet"/>
-        <w:spacing w:before="20" w:after="40" w:line="269" w:lineRule="auto"/>
-      </w:pPr>
       <w:r>
         <w:rPr>
           <w:rFonts w:ascii="Calibri" w:hAnsi="Calibri"/>
           <w:color w:val="1E293B"/>
           <w:sz w:val="19"/>
         </w:rPr>
-        <w:t>Directed VIP customer engagement, booth operations, and real-time inventory management at Asia's premier aerospace expo.</w:t>
-      </w:r>
-    </w:p>
-    <w:p>
-      <w:pPr>
-        <w:spacing w:before="120" w:after="20"/>
-      </w:pPr>
-      <w:r>
-        <w:rPr>
-          <w:rFonts w:ascii="Calibri" w:hAnsi="Calibri"/>
-          <w:b/>
-          <w:color w:val="334155"/>
-          <w:sz w:val="21"/>
-        </w:rPr>
-        <w:t>Chief Executive Officer / General Manager – Family Business</w:t>
-      </w:r>
-    </w:p>
-    <w:p>
-      <w:pPr>
-        <w:spacing w:before="0" w:after="60"/>
-      </w:pPr>
-      <w:r>
-        <w:rPr>
-          <w:rFonts w:ascii="Calibri" w:hAnsi="Calibri"/>
-          <w:i/>
-          <w:color w:val="64748B"/>
-          <w:sz w:val="18"/>
-        </w:rPr>
-        <w:t>Kolkata, India | Jan 2018 – Nov 2020</w:t>
-      </w:r>
-    </w:p>
-    <w:p>
-      <w:pPr>
-        <w:pStyle w:val="ListBullet"/>
-        <w:spacing w:before="20" w:after="40" w:line="269" w:lineRule="auto"/>
-      </w:pPr>
-      <w:r>
-        <w:rPr>
-          <w:rFonts w:ascii="Calibri" w:hAnsi="Calibri"/>
-          <w:color w:val="1E293B"/>
-          <w:sz w:val="19"/>
-        </w:rPr>
-        <w:t>Led operations, vendor sourcing, cash flows, and customer service for an established enterprise, optimizing operating costs by 15%.</w:t>
+        <w:t xml:space="preserve"> and reconciled 100% of cash and digital settlement journals with zero variance.</w:t>
       </w:r>
     </w:p>
     <w:p>
@@ -510,49 +916,7 @@
           <w:color w:val="0F172A"/>
           <w:sz w:val="22"/>
         </w:rPr>
-        <w:t>EDUCATION</w:t>
-      </w:r>
-    </w:p>
-    <w:p>
-      <w:pPr>
-        <w:spacing w:before="0" w:after="60"/>
-      </w:pPr>
-      <w:r>
-        <w:rPr>
-          <w:rFonts w:ascii="Calibri" w:hAnsi="Calibri"/>
-          <w:i/>
-          <w:color w:val="64748B"/>
-          <w:sz w:val="18"/>
-        </w:rPr>
-        <w:t>Bachelor of Business Administration (BBA) – Specialization in International Business</w:t>
-      </w:r>
-    </w:p>
-    <w:p>
-      <w:pPr>
-        <w:spacing w:before="0" w:after="60"/>
-      </w:pPr>
-      <w:r>
-        <w:rPr>
-          <w:rFonts w:ascii="Calibri" w:hAnsi="Calibri"/>
-          <w:i/>
-          <w:color w:val="64748B"/>
-          <w:sz w:val="18"/>
-        </w:rPr>
-        <w:t>Dayananda Sagar University, Bengaluru, Karnataka (2023 – 2026)</w:t>
-      </w:r>
-    </w:p>
-    <w:p>
-      <w:pPr>
-        <w:spacing w:before="200" w:after="60"/>
-      </w:pPr>
-      <w:r>
-        <w:rPr>
-          <w:rFonts w:ascii="Calibri" w:hAnsi="Calibri"/>
-          <w:b/>
-          <w:color w:val="0F172A"/>
-          <w:sz w:val="22"/>
-        </w:rPr>
-        <w:t>VALUE PROPOSITION FOR GOLDMAN SACHS</w:t>
+        <w:t>EDUCATION &amp; CREDENTIALS</w:t>
       </w:r>
     </w:p>
     <w:p>
@@ -574,7 +938,7 @@
           <w:color w:val="1E293B"/>
           <w:sz w:val="19"/>
         </w:rPr>
-        <w:t>Immediate Autonomy:</w:t>
+        <w:t>Bachelor of Business Administration (BBA) — International Business</w:t>
       </w:r>
       <w:r>
         <w:rPr>
@@ -582,7 +946,7 @@
           <w:color w:val="1E293B"/>
           <w:sz w:val="19"/>
         </w:rPr>
-        <w:t xml:space="preserve"> Proven ability to take full ownership of business operations without constant supervision.</w:t>
+        <w:t xml:space="preserve"> | Dayananda Sagar University (DSU), Bengaluru (2023 – 2026)</w:t>
       </w:r>
     </w:p>
     <w:p>
@@ -604,7 +968,7 @@
           <w:color w:val="1E293B"/>
           <w:sz w:val="19"/>
         </w:rPr>
-        <w:t>Enterprise Client Familiarity:</w:t>
+        <w:t>Certifications:</w:t>
       </w:r>
       <w:r>
         <w:rPr>
@@ -612,7 +976,37 @@
           <w:color w:val="1E293B"/>
           <w:sz w:val="19"/>
         </w:rPr>
-        <w:t xml:space="preserve"> Experience interfacing directly with Fortune 500 and Tier-1 brand stakeholders.</w:t>
+        <w:t xml:space="preserve"> Written Management Commendation (Pencil Mark) • Google Digital Marketing Certification • Services Marketing &amp; Customer Relationship (IIT Kharagpur / NPTEL)</w:t>
+      </w:r>
+    </w:p>
+    <w:p>
+      <w:pPr>
+        <w:pStyle w:val="ListBullet"/>
+        <w:spacing w:before="20" w:after="40" w:line="269" w:lineRule="auto"/>
+      </w:pPr>
+      <w:r>
+        <w:rPr>
+          <w:rFonts w:ascii="Calibri" w:hAnsi="Calibri"/>
+          <w:color w:val="1E293B"/>
+          <w:sz w:val="19"/>
+        </w:rPr>
+      </w:r>
+      <w:r>
+        <w:rPr>
+          <w:rFonts w:ascii="Calibri" w:hAnsi="Calibri"/>
+          <w:b/>
+          <w:color w:val="1E293B"/>
+          <w:sz w:val="19"/>
+        </w:rPr>
+        <w:t>Languages:</w:t>
+      </w:r>
+      <w:r>
+        <w:rPr>
+          <w:rFonts w:ascii="Calibri" w:hAnsi="Calibri"/>
+          <w:color w:val="1E293B"/>
+          <w:sz w:val="19"/>
+        </w:rPr>
+        <w:t xml:space="preserve"> English (Fluent Professional), Hindi (Native / Bilingual)</w:t>
       </w:r>
     </w:p>
     <w:sectPr>
